--- a/projects/valuepickr-open-screen/docs/Sri Lotus Developers.docx
+++ b/projects/valuepickr-open-screen/docs/Sri Lotus Developers.docx
@@ -599,6 +599,179 @@
         <w:t xml:space="preserve">This is independent research and analysis for informational purposes only, not personalized financial or investment advice. Past multi-bagger performance and forum/social sentiment are not indicators of future returns. Do your own due diligence before investing.</w:t>
       </w:r>
     </w:p>
+    <w:p/>
+    <w:p>
+      <w:r>
+        <w:rPr>
+          <w:b/>
+          <w:sz w:val="28"/>
+        </w:rPr>
+        <w:t>🔄 RESEARCH UPDATE - 2026-10-05</w:t>
+      </w:r>
+    </w:p>
+    <w:p>
+      <w:r>
+        <w:rPr>
+          <w:b/>
+        </w:rPr>
+        <w:t>📊 Key Metrics:</w:t>
+      </w:r>
+    </w:p>
+    <w:p>
+      <w:pPr>
+        <w:ind w:left="360"/>
+      </w:pPr>
+      <w:r>
+        <w:t xml:space="preserve">  • Company: Sri Lotus Developers and Realty Ltd</w:t>
+      </w:r>
+    </w:p>
+    <w:p>
+      <w:pPr>
+        <w:ind w:left="360"/>
+      </w:pPr>
+      <w:r>
+        <w:t xml:space="preserve">  • Conviction: Not rated</w:t>
+      </w:r>
+    </w:p>
+    <w:p>
+      <w:pPr>
+        <w:ind w:left="360"/>
+      </w:pPr>
+      <w:r>
+        <w:t xml:space="preserve">  • Thesis: 10x-in-2-3-years</w:t>
+      </w:r>
+    </w:p>
+    <w:p>
+      <w:pPr>
+        <w:ind w:left="360"/>
+      </w:pPr>
+      <w:r>
+        <w:t xml:space="preserve">  • 4-Box Score: 3.0</w:t>
+      </w:r>
+    </w:p>
+    <w:p>
+      <w:pPr>
+        <w:ind w:left="360"/>
+      </w:pPr>
+      <w:r>
+        <w:t xml:space="preserve">  • Research Date: 2026-09-16</w:t>
+      </w:r>
+    </w:p>
+    <w:p>
+      <w:pPr>
+        <w:ind w:left="360"/>
+      </w:pPr>
+      <w:r>
+        <w:t xml:space="preserve">  • Red Flag: None</w:t>
+      </w:r>
+    </w:p>
+    <w:p/>
+    <w:p>
+      <w:r>
+        <w:rPr>
+          <w:b/>
+        </w:rPr>
+        <w:t>📝 Verdict:</w:t>
+      </w:r>
+    </w:p>
+    <w:p>
+      <w:pPr>
+        <w:ind w:left="360"/>
+      </w:pPr>
+      <w:r>
+        <w:t>Asset-light Mumbai luxury developer with explosive forward pre-sales growth and a credible new institutional backer (Capital Group) - but this pass found a fresh promoter share sale, real margin contraction, and a real-estate-typical (not distress-driven) cash-flow drain the original light pass did not surface. Conviction downgraded modestly to Low-Medium; four_box and thesis_fit retained given the growth math and clean audit/pledge status.</w:t>
+      </w:r>
+    </w:p>
+    <w:p/>
+    <w:p>
+      <w:r>
+        <w:rPr>
+          <w:b/>
+        </w:rPr>
+        <w:t>📈 Bull Case:</w:t>
+      </w:r>
+    </w:p>
+    <w:p>
+      <w:pPr>
+        <w:ind w:left="360"/>
+      </w:pPr>
+      <w:r>
+        <w:t>Explosive forward-looking momentum: Q1 FY27 pre-sales +567% YoY (Rs 409 Cr), with FY27 guidance of Rs 1,800-2,000 Cr pre-sales and 55-60% revenue/PAT growth, backed by 6 total project launches planned for FY27 (2 done, GDV Rs 1,350 Cr; 4 more, GDV Rs 3,500-4,000 Cr)</w:t>
+      </w:r>
+    </w:p>
+    <w:p>
+      <w:pPr>
+        <w:ind w:left="360"/>
+      </w:pPr>
+      <w:r>
+        <w:t>Credible new institutional validation: Capital Group (a major global asset manager) bought a 1.95% stake for ~Rs 190 Cr in September 2026</w:t>
+      </w:r>
+    </w:p>
+    <w:p>
+      <w:pPr>
+        <w:ind w:left="360"/>
+      </w:pPr>
+      <w:r>
+        <w:t>Quantifiable brand premium (22% pricing premium in the Juhu luxury micro-market) is a real moat element; asset-light JDA model avoids heavy land-bank debt</w:t>
+      </w:r>
+    </w:p>
+    <w:p>
+      <w:pPr>
+        <w:ind w:left="360"/>
+      </w:pPr>
+      <w:r>
+        <w:t>Almost debt-free with substantial net cash (~Rs 401-623 Cr) funding the current growth phase without leverage risk; clean, unmodified audit opinion</w:t>
+      </w:r>
+    </w:p>
+    <w:p/>
+    <w:p>
+      <w:r>
+        <w:rPr>
+          <w:b/>
+        </w:rPr>
+        <w:t>📉 Bear Case:</w:t>
+      </w:r>
+    </w:p>
+    <w:p>
+      <w:pPr>
+        <w:ind w:left="360"/>
+      </w:pPr>
+      <w:r>
+        <w:t>EBITDA margin contracted sharply (-1160bps YoY to 36.4%) even as revenue/PAT grew - a real quality-of-growth caution the original pass did not surface</w:t>
+      </w:r>
+    </w:p>
+    <w:p>
+      <w:pPr>
+        <w:ind w:left="360"/>
+      </w:pPr>
+      <w:r>
+        <w:t>FY26 operating cash flow was -Rs 326 Cr with working-capital/inventory days deteriorating (392-&gt;520 WC days, 717 inventory days) - typical for a developer mid-build, but a real cash-conversion lag nonetheless</w:t>
+      </w:r>
+    </w:p>
+    <w:p>
+      <w:pPr>
+        <w:ind w:left="360"/>
+      </w:pPr>
+      <w:r>
+        <w:t>Promoter sold 97.7 lakh shares on Sep 10, 2026 (~2pp of holding, fresh and dated) - a modest but real insider-selling signal, even though the pledge status remains clean</w:t>
+      </w:r>
+    </w:p>
+    <w:p>
+      <w:pPr>
+        <w:ind w:left="360"/>
+      </w:pPr>
+      <w:r>
+        <w:t>Very short public track record (2025 IPO) - one strong quarter/pre-sales print is not yet a proven multi-year pattern in an inherently lumpy, project-completion-driven business</w:t>
+      </w:r>
+    </w:p>
+    <w:p>
+      <w:pPr>
+        <w:ind w:left="360"/>
+      </w:pPr>
+      <w:r>
+        <w:t>~41x P/E is rich for a real-estate developer, a sector that historically trades at much lower multiples; a minor GST Show Cause Notice remains open (company says immaterial)</w:t>
+      </w:r>
+    </w:p>
     <w:sectPr>
       <w:pgSz w:w="12240" w:h="15840" w:orient="portrait"/>
       <w:pgMar w:top="1440" w:right="1440" w:bottom="1440" w:left="1440" w:header="708" w:footer="708" w:gutter="0"/>
